--- a/tillsyn/A 26933-2024 tillsynsbegäran.docx
+++ b/tillsyn/A 26933-2024 tillsynsbegäran.docx
@@ -314,7 +314,7 @@
     <w:r>
       <w:tab/>
       <w:tab/>
-      <w:t>2026-06-18</w:t>
+      <w:t>2026-06-19</w:t>
       <w:br/>
       <w:br/>
     </w:r>

--- a/tillsyn/A 26933-2024 tillsynsbegäran.docx
+++ b/tillsyn/A 26933-2024 tillsynsbegäran.docx
@@ -314,7 +314,7 @@
     <w:r>
       <w:tab/>
       <w:tab/>
-      <w:t>2026-06-19</w:t>
+      <w:t>2026-06-20</w:t>
       <w:br/>
       <w:br/>
     </w:r>

--- a/tillsyn/A 26933-2024 tillsynsbegäran.docx
+++ b/tillsyn/A 26933-2024 tillsynsbegäran.docx
@@ -12,10 +12,7 @@
     </w:p>
     <w:p>
       <w:r>
-        <w:t>Detta dokument behandlar höga naturvärden i avverkningsanmälan A 26933-2024 i Umeå kommun som inkom 2024-06-27 och omfattar 0,9 ha.</w:t>
-      </w:r>
-      <w:r>
-        <w:t xml:space="preserve"> I Figur 1 visas fyndplatser för naturvårdsarter i området, som finns registrerade på Artportalen.</w:t>
+        <w:t>Denna tillsynsbegäran behandlar höga naturvärden i avverkningsanmälan A 26933-2024 i Umeå kommun som inkom 2024-06-27 och omfattar 0,9 ha.</w:t>
       </w:r>
     </w:p>
     <w:p>
@@ -63,7 +60,20 @@
         <w:spacing w:after="240"/>
       </w:pPr>
       <w:r>
-        <w:t>Figur 1. Fyndplatser för naturvårdsarter inom 14 meter från avverkningsanmälan (röd linje). Inom parentes anges rödlistekategorier, S för signalarter, Tför typiska arter och fridlysningsparagrafer i artskyddsförordningen.Markörer utan svart kant är placerade på fyndplatsen. Markörer med svart kant är placerade vid sidan av fyndplatsen och har ett svart streck som visar fyndplatsens exakta position. Kartans mittpunktskoordinat är N 7090109, E 765031 i SWEREF 99 TM.</w:t>
+        <w:t>Figur 1. Fyndplatser för naturvårdsarter inom 14 meter från avverkningsanmälan. Markörer utan svart kant är placerade på fyndplatsen. Markörer med svart kant är placerade vid sidan av fyndplatsen har ett svart streck som visar fyndplatsens exakta position. Kartans mittpunktskoordinat är N 7090109, E 765031 i SWEREF 99 TM.</w:t>
+      </w:r>
+    </w:p>
+    <w:p>
+      <w:r>
+        <w:t>Inom 14 meter från avverkningsanmälan finns fynd av 3 naturvårdsarter, varav 1 är rödlistad, 2 är typiska (T) och 2 är signalarter (S): ullticka (NT, T), bronshjon (S, T) och vågbandad barkbock (S). Se Figur 1.</w:t>
+      </w:r>
+    </w:p>
+    <w:p>
+      <w:pPr>
+        <w:pStyle w:val="Heading1"/>
+      </w:pPr>
+      <w:r>
+        <w:t>Tillsynsbegäran</w:t>
       </w:r>
     </w:p>
     <w:p>
@@ -77,46 +87,16 @@
       </w:r>
     </w:p>
     <w:p>
-      <w:r>
-        <w:t>Nedan beskrivs fynd av naturvårdsarter som gjorts i det avverkningsanmälda området.</w:t>
-      </w:r>
-    </w:p>
-    <w:p>
       <w:pPr>
         <w:pStyle w:val="Heading1"/>
       </w:pPr>
       <w:r>
-        <w:t>Naturvårdsarter</w:t>
+        <w:t>Naturvårdsarter och fridlysta arter</w:t>
       </w:r>
     </w:p>
     <w:p>
       <w:r>
-        <w:t>Inom 14 meter från avverkningsanmälan har följande 3 naturvårdsarter hittats: ullticka (NT, T), bronshjon (S, T) och vågbandad barkbock (S). Av dessa är 1 rödlistade. För rödlistade arter har rödlistekategorin angivits inom parentes. Arter som är signalarter enligt Skogsstyrelsen har markerats med (S). Typiska arter inom Natura 2000 som är kopplade till skogsekosystem har markerats med (T).</w:t>
-      </w:r>
-    </w:p>
-    <w:p>
-      <w:r>
-        <w:t>De påträffade naturvårdsarterna är ett tydligt kvitto på att det rör sig om en skog med höga naturvärden.</w:t>
-      </w:r>
-    </w:p>
-    <w:p>
-      <w:r>
-        <w:rPr>
-          <w:b/>
-        </w:rPr>
-        <w:t>Bronshjon</w:t>
-      </w:r>
-      <w:r>
-        <w:t xml:space="preserve"> är en skalbagge vars larvutveckling sker under grov bark på stammar av döda eller döende barrträd, främst gran, i mindre omfattning tall. Arten är knuten till äldre, naturskogslik granskog med inslag av torkande träd. Bronshjon är typisk art för </w:t>
-      </w:r>
-      <w:r>
-        <w:rPr>
-          <w:i/>
-        </w:rPr>
-        <w:t>9010 Taiga</w:t>
-      </w:r>
-      <w:r>
-        <w:t xml:space="preserve"> (SLU Artdatabanken, 2025).</w:t>
+        <w:t>Nedan följer beskrivningar av de naturvårdsarter och fridlysta arter som har sina livsmiljöer och växtplatser i den avverkningsanmälda skogen. De påträffade naturvårdsarterna är ett tydligt kvitto på att det rör sig om en skog med höga naturvärden.</w:t>
       </w:r>
     </w:p>
     <w:p>
@@ -180,6 +160,26 @@
         <w:rPr>
           <w:b/>
         </w:rPr>
+        <w:t>Bronshjon</w:t>
+      </w:r>
+      <w:r>
+        <w:t xml:space="preserve"> är en skalbagge vars larvutveckling sker under grov bark på stammar av döda eller döende barrträd, främst gran, i mindre omfattning tall. Arten är knuten till äldre, naturskogslik granskog med inslag av torkande träd. Bronshjon är typisk art för </w:t>
+      </w:r>
+      <w:r>
+        <w:rPr>
+          <w:i/>
+        </w:rPr>
+        <w:t>9010 Taiga</w:t>
+      </w:r>
+      <w:r>
+        <w:t xml:space="preserve"> (SLU Artdatabanken, 2025).</w:t>
+      </w:r>
+    </w:p>
+    <w:p>
+      <w:r>
+        <w:rPr>
+          <w:b/>
+        </w:rPr>
         <w:t xml:space="preserve">Vågbandad barkbock </w:t>
       </w:r>
       <w:r>
@@ -314,7 +314,7 @@
     <w:r>
       <w:tab/>
       <w:tab/>
-      <w:t>2026-06-20</w:t>
+      <w:t>2026-06-21</w:t>
       <w:br/>
       <w:br/>
     </w:r>

--- a/tillsyn/A 26933-2024 tillsynsbegäran.docx
+++ b/tillsyn/A 26933-2024 tillsynsbegäran.docx
@@ -314,7 +314,7 @@
     <w:r>
       <w:tab/>
       <w:tab/>
-      <w:t>2026-06-21</w:t>
+      <w:t>2026-06-22</w:t>
       <w:br/>
       <w:br/>
     </w:r>

--- a/tillsyn/A 26933-2024 tillsynsbegäran.docx
+++ b/tillsyn/A 26933-2024 tillsynsbegäran.docx
@@ -314,7 +314,7 @@
     <w:r>
       <w:tab/>
       <w:tab/>
-      <w:t>2026-06-22</w:t>
+      <w:t>2026-06-23</w:t>
       <w:br/>
       <w:br/>
     </w:r>

--- a/tillsyn/A 26933-2024 tillsynsbegäran.docx
+++ b/tillsyn/A 26933-2024 tillsynsbegäran.docx
@@ -314,7 +314,7 @@
     <w:r>
       <w:tab/>
       <w:tab/>
-      <w:t>2026-06-23</w:t>
+      <w:t>2026-06-24</w:t>
       <w:br/>
       <w:br/>
     </w:r>

--- a/tillsyn/A 26933-2024 tillsynsbegäran.docx
+++ b/tillsyn/A 26933-2024 tillsynsbegäran.docx
@@ -314,7 +314,7 @@
     <w:r>
       <w:tab/>
       <w:tab/>
-      <w:t>2026-06-24</w:t>
+      <w:t>2026-06-25</w:t>
       <w:br/>
       <w:br/>
     </w:r>

--- a/tillsyn/A 26933-2024 tillsynsbegäran.docx
+++ b/tillsyn/A 26933-2024 tillsynsbegäran.docx
@@ -314,7 +314,7 @@
     <w:r>
       <w:tab/>
       <w:tab/>
-      <w:t>2026-06-25</w:t>
+      <w:t>2026-06-26</w:t>
       <w:br/>
       <w:br/>
     </w:r>

--- a/tillsyn/A 26933-2024 tillsynsbegäran.docx
+++ b/tillsyn/A 26933-2024 tillsynsbegäran.docx
@@ -314,7 +314,7 @@
     <w:r>
       <w:tab/>
       <w:tab/>
-      <w:t>2026-06-26</w:t>
+      <w:t>2026-06-27</w:t>
       <w:br/>
       <w:br/>
     </w:r>

--- a/tillsyn/A 26933-2024 tillsynsbegäran.docx
+++ b/tillsyn/A 26933-2024 tillsynsbegäran.docx
@@ -314,7 +314,7 @@
     <w:r>
       <w:tab/>
       <w:tab/>
-      <w:t>2026-06-27</w:t>
+      <w:t>2026-06-28</w:t>
       <w:br/>
       <w:br/>
     </w:r>

--- a/tillsyn/A 26933-2024 tillsynsbegäran.docx
+++ b/tillsyn/A 26933-2024 tillsynsbegäran.docx
@@ -314,7 +314,7 @@
     <w:r>
       <w:tab/>
       <w:tab/>
-      <w:t>2026-06-28</w:t>
+      <w:t>2026-06-29</w:t>
       <w:br/>
       <w:br/>
     </w:r>

--- a/tillsyn/A 26933-2024 tillsynsbegäran.docx
+++ b/tillsyn/A 26933-2024 tillsynsbegäran.docx
@@ -314,7 +314,7 @@
     <w:r>
       <w:tab/>
       <w:tab/>
-      <w:t>2026-06-29</w:t>
+      <w:t>2026-06-30</w:t>
       <w:br/>
       <w:br/>
     </w:r>

--- a/tillsyn/A 26933-2024 tillsynsbegäran.docx
+++ b/tillsyn/A 26933-2024 tillsynsbegäran.docx
@@ -314,7 +314,7 @@
     <w:r>
       <w:tab/>
       <w:tab/>
-      <w:t>2026-06-30</w:t>
+      <w:t>2026-07-01</w:t>
       <w:br/>
       <w:br/>
     </w:r>

--- a/tillsyn/A 26933-2024 tillsynsbegäran.docx
+++ b/tillsyn/A 26933-2024 tillsynsbegäran.docx
@@ -314,7 +314,7 @@
     <w:r>
       <w:tab/>
       <w:tab/>
-      <w:t>2026-07-01</w:t>
+      <w:t>2026-07-02</w:t>
       <w:br/>
       <w:br/>
     </w:r>

--- a/tillsyn/A 26933-2024 tillsynsbegäran.docx
+++ b/tillsyn/A 26933-2024 tillsynsbegäran.docx
@@ -314,7 +314,7 @@
     <w:r>
       <w:tab/>
       <w:tab/>
-      <w:t>2026-07-13</w:t>
+      <w:t>2026-07-14</w:t>
       <w:br/>
       <w:br/>
     </w:r>

--- a/tillsyn/A 26933-2024 tillsynsbegäran.docx
+++ b/tillsyn/A 26933-2024 tillsynsbegäran.docx
@@ -314,7 +314,7 @@
     <w:r>
       <w:tab/>
       <w:tab/>
-      <w:t>2026-07-14</w:t>
+      <w:t>2026-07-15</w:t>
       <w:br/>
       <w:br/>
     </w:r>

--- a/tillsyn/A 26933-2024 tillsynsbegäran.docx
+++ b/tillsyn/A 26933-2024 tillsynsbegäran.docx
@@ -314,7 +314,7 @@
     <w:r>
       <w:tab/>
       <w:tab/>
-      <w:t>2026-07-15</w:t>
+      <w:t>2026-07-16</w:t>
       <w:br/>
       <w:br/>
     </w:r>

--- a/tillsyn/A 26933-2024 tillsynsbegäran.docx
+++ b/tillsyn/A 26933-2024 tillsynsbegäran.docx
@@ -314,7 +314,7 @@
     <w:r>
       <w:tab/>
       <w:tab/>
-      <w:t>2026-07-16</w:t>
+      <w:t>2026-07-17</w:t>
       <w:br/>
       <w:br/>
     </w:r>

--- a/tillsyn/A 26933-2024 tillsynsbegäran.docx
+++ b/tillsyn/A 26933-2024 tillsynsbegäran.docx
@@ -314,7 +314,7 @@
     <w:r>
       <w:tab/>
       <w:tab/>
-      <w:t>2026-07-17</w:t>
+      <w:t>2026-07-18</w:t>
       <w:br/>
       <w:br/>
     </w:r>

--- a/tillsyn/A 26933-2024 tillsynsbegäran.docx
+++ b/tillsyn/A 26933-2024 tillsynsbegäran.docx
@@ -314,7 +314,7 @@
     <w:r>
       <w:tab/>
       <w:tab/>
-      <w:t>2026-07-18</w:t>
+      <w:t>2026-07-19</w:t>
       <w:br/>
       <w:br/>
     </w:r>

--- a/tillsyn/A 26933-2024 tillsynsbegäran.docx
+++ b/tillsyn/A 26933-2024 tillsynsbegäran.docx
@@ -314,7 +314,7 @@
     <w:r>
       <w:tab/>
       <w:tab/>
-      <w:t>2026-07-19</w:t>
+      <w:t>2026-07-20</w:t>
       <w:br/>
       <w:br/>
     </w:r>

--- a/tillsyn/A 26933-2024 tillsynsbegäran.docx
+++ b/tillsyn/A 26933-2024 tillsynsbegäran.docx
@@ -314,7 +314,7 @@
     <w:r>
       <w:tab/>
       <w:tab/>
-      <w:t>2026-07-20</w:t>
+      <w:t>2026-07-21</w:t>
       <w:br/>
       <w:br/>
     </w:r>

--- a/tillsyn/A 26933-2024 tillsynsbegäran.docx
+++ b/tillsyn/A 26933-2024 tillsynsbegäran.docx
@@ -314,7 +314,7 @@
     <w:r>
       <w:tab/>
       <w:tab/>
-      <w:t>2026-07-21</w:t>
+      <w:t>2026-07-22</w:t>
       <w:br/>
       <w:br/>
     </w:r>

--- a/tillsyn/A 26933-2024 tillsynsbegäran.docx
+++ b/tillsyn/A 26933-2024 tillsynsbegäran.docx
@@ -314,7 +314,7 @@
     <w:r>
       <w:tab/>
       <w:tab/>
-      <w:t>2026-07-22</w:t>
+      <w:t>2026-07-23</w:t>
       <w:br/>
       <w:br/>
     </w:r>

--- a/tillsyn/A 26933-2024 tillsynsbegäran.docx
+++ b/tillsyn/A 26933-2024 tillsynsbegäran.docx
@@ -314,7 +314,7 @@
     <w:r>
       <w:tab/>
       <w:tab/>
-      <w:t>2026-07-23</w:t>
+      <w:t>2026-07-24</w:t>
       <w:br/>
       <w:br/>
     </w:r>

--- a/tillsyn/A 26933-2024 tillsynsbegäran.docx
+++ b/tillsyn/A 26933-2024 tillsynsbegäran.docx
@@ -314,7 +314,7 @@
     <w:r>
       <w:tab/>
       <w:tab/>
-      <w:t>2026-07-24</w:t>
+      <w:t>2026-07-25</w:t>
       <w:br/>
       <w:br/>
     </w:r>

--- a/tillsyn/A 26933-2024 tillsynsbegäran.docx
+++ b/tillsyn/A 26933-2024 tillsynsbegäran.docx
@@ -314,7 +314,7 @@
     <w:r>
       <w:tab/>
       <w:tab/>
-      <w:t>2026-07-25</w:t>
+      <w:t>2026-07-26</w:t>
       <w:br/>
       <w:br/>
     </w:r>

--- a/tillsyn/A 26933-2024 tillsynsbegäran.docx
+++ b/tillsyn/A 26933-2024 tillsynsbegäran.docx
@@ -314,7 +314,7 @@
     <w:r>
       <w:tab/>
       <w:tab/>
-      <w:t>2026-07-26</w:t>
+      <w:t>2026-07-27</w:t>
       <w:br/>
       <w:br/>
     </w:r>

--- a/tillsyn/A 26933-2024 tillsynsbegäran.docx
+++ b/tillsyn/A 26933-2024 tillsynsbegäran.docx
@@ -314,7 +314,7 @@
     <w:r>
       <w:tab/>
       <w:tab/>
-      <w:t>2026-07-27</w:t>
+      <w:t>2026-07-28</w:t>
       <w:br/>
       <w:br/>
     </w:r>

--- a/tillsyn/A 26933-2024 tillsynsbegäran.docx
+++ b/tillsyn/A 26933-2024 tillsynsbegäran.docx
@@ -7,7 +7,7 @@
         <w:pStyle w:val="Title"/>
       </w:pPr>
       <w:r>
-        <w:t>Tillsynsbegäran – information om höga naturvärden i avverkningsanmälan A 26933-2024 i Umeå kommun</w:t>
+        <w:t>Tillsynsbegäran – information om höga naturvärden och fridlysta arter i avverkningsanmälan A 26933-2024 i Umeå kommun</w:t>
       </w:r>
     </w:p>
     <w:p>
@@ -60,12 +60,12 @@
         <w:spacing w:after="240"/>
       </w:pPr>
       <w:r>
-        <w:t>Figur 1. Fyndplatser för naturvårdsarter inom 14 meter från avverkningsanmälan. Markörer utan svart kant är placerade på fyndplatsen. Markörer med svart kant är placerade vid sidan av fyndplatsen har ett svart streck som visar fyndplatsens exakta position. Kartans mittpunktskoordinat är N 7090109, E 765031 i SWEREF 99 TM.</w:t>
+        <w:t>Figur 1. Fyndplatser för naturvårdsarter i och inom 14 meter från avverkningsanmälan. Markörer utan svart kant är placerade på fyndplatsen. Markörer med svart kant är placerade vid sidan av fyndplatsen har ett svart streck som visar fyndplatsens exakta position. Kartans mittpunktskoordinat är N 7090109, E 765031 i SWEREF 99 TM.</w:t>
       </w:r>
     </w:p>
     <w:p>
       <w:r>
-        <w:t>Inom 14 meter från avverkningsanmälan finns fynd av 3 naturvårdsarter, varav 1 är rödlistad, 2 är typiska (T) och 2 är signalarter (S): ullticka (NT, T), bronshjon (S, T) och vågbandad barkbock (S). Se Figur 1.</w:t>
+        <w:t>I och inom 14 meter från avverkningsanmälan finns fynd av 4 naturvårdsarter, varav 1 är rödlistad, 1 är fridlyst, 3 är typiska (T) och 2 är signalarter (S): ullticka (NT, T), bronshjon (S, T), vågbandad barkbock (S) och tjäder (T, §4). Se Figur 1.</w:t>
       </w:r>
     </w:p>
     <w:p>
@@ -96,7 +96,7 @@
     </w:p>
     <w:p>
       <w:r>
-        <w:t>Nedan följer beskrivningar av de naturvårdsarter och fridlysta arter som har sina livsmiljöer och växtplatser i den avverkningsanmälda skogen. De påträffade naturvårdsarterna är ett tydligt kvitto på att det rör sig om en skog med höga naturvärden.</w:t>
+        <w:t>Nedan följer beskrivningar av de naturvårdsarter och fridlysta arter som har sina livsmiljöer och växtplatser i den avverkningsanmälda skogen. Se även ytterligare artfakta i BILAGA 1. De påträffade naturvårdsarterna är ett tydligt kvitto på att det rör sig om en skog med höga naturvärden.</w:t>
       </w:r>
     </w:p>
     <w:p>
@@ -186,6 +186,139 @@
         <w:t>är en långhorning vars larvutveckling sker under bark på nyligen döda stående barrträd, främst gran, mer undantagsvis på tall. Främst i stående träd, särskilt gamla, långsamvuxna granar med grov bark, även i grövre grenar, stubbar eller vindfällen. Arten är starkt knuten till naturskogsliknande granskogar, och gynnas av extrema torrsomrar som försvagar träden. Arten påverkas negativt av brist på kontinuitetsskog och en minskning av populationen pågår eller förväntas ske (SLU Artdatabanken, 2025).</w:t>
       </w:r>
     </w:p>
+    <w:p>
+      <w:r>
+        <w:rPr>
+          <w:b/>
+        </w:rPr>
+        <w:t>Tjäder (§4)</w:t>
+      </w:r>
+      <w:r>
+        <w:t xml:space="preserve"> omfattas av bilaga 1 och 2 EU:s fågeldirektiv och är typisk art för </w:t>
+      </w:r>
+      <w:r>
+        <w:rPr>
+          <w:i/>
+        </w:rPr>
+        <w:t xml:space="preserve">9010 Taiga </w:t>
+      </w:r>
+      <w:r>
+        <w:t xml:space="preserve">och </w:t>
+      </w:r>
+      <w:r>
+        <w:rPr>
+          <w:i/>
+        </w:rPr>
+        <w:t>9740 Skogsbevuxen myr</w:t>
+      </w:r>
+      <w:r>
+        <w:t>. Tjädern är en utpräglad skogsfågel knuten till större sammanhängande barrskogsområden. Tupparna och hönorna utnyttjar till viss del olika miljöer, och habitatvalet varierar dessutom mellan olika delar av året. För att det ska finnas livskraftiga tjäderbestånd krävs funktionella skogslandskap med en blandning av uppvuxen, gles och luckig skog, täta sumpskogar, myrar och andra små våtmarker. Arten försvinner när skogen fragmenteras och den sammanlagda arealen hyggen och andra öppna områden blir för stor. Ett småskaligt och försiktigt virkesuttag genom hyggesfria metoder kan i vissa fall vara möjligt i området inom 200 m från lekcentrum. Längre ut från lekcentrum, inom 200–500 m bör den avverkade ytan inte överskrida 1 hektar för att undvika alltför stora och snabba förändringar (Skogsstyrelsen, 2019; SLU Artdatabanken, 2024).</w:t>
+      </w:r>
+    </w:p>
+    <w:p>
+      <w:pPr>
+        <w:pStyle w:val="Heading1"/>
+      </w:pPr>
+      <w:r>
+        <w:t>EU:s fågeldirektiv</w:t>
+      </w:r>
+    </w:p>
+    <w:p>
+      <w:r>
+        <w:t xml:space="preserve">Europeiska unionens medlemsländer är skyldiga att agera i enlighet med EU:s fågeldirektiv där det uttryckligen står att direktivet gäller för fåglar samt för deras ägg, bon och </w:t>
+      </w:r>
+      <w:r>
+        <w:rPr>
+          <w:b/>
+        </w:rPr>
+        <w:t xml:space="preserve">livsmiljöer </w:t>
+      </w:r>
+      <w:r>
+        <w:t>(artikel 1). Vidare att de åtgärder som vidtas inte får leda till en försämring av den nuvarande situationen beträffande bevarandet av de fågelarter som avses i artikel 1 (artikel 13). Fågeldirektivet är styrande för tillsynsansvariga myndigheters ärendehantering, ställningstaganden och beslutsfattande.</w:t>
+      </w:r>
+    </w:p>
+    <w:p>
+      <w:r>
+        <w:br w:type="page"/>
+      </w:r>
+    </w:p>
+    <w:p>
+      <w:pPr>
+        <w:pStyle w:val="Title"/>
+      </w:pPr>
+      <w:r>
+        <w:t>BILAGA 1 – Fridlysta arter</w:t>
+      </w:r>
+    </w:p>
+    <w:p>
+      <w:pPr>
+        <w:pStyle w:val="Heading1"/>
+      </w:pPr>
+      <w:r>
+        <w:t>Tjäder – ekologi samt krav på livsmiljön</w:t>
+      </w:r>
+    </w:p>
+    <w:p>
+      <w:r>
+        <w:t xml:space="preserve">Tjäder (§4) omfattas av bilaga 1 och 2 EU:s fågeldirektiv och är typisk art för </w:t>
+      </w:r>
+      <w:r>
+        <w:rPr>
+          <w:i/>
+        </w:rPr>
+        <w:t xml:space="preserve">9010 Taiga </w:t>
+      </w:r>
+      <w:r>
+        <w:t xml:space="preserve">och </w:t>
+      </w:r>
+      <w:r>
+        <w:rPr>
+          <w:i/>
+        </w:rPr>
+        <w:t>9740 Skogsbevuxen myr</w:t>
+      </w:r>
+      <w:r>
+        <w:t>. Tjädern är en utpräglad skogsfågel knuten till större sammanhängande barrskogsområden. Tupparna och hönorna utnyttjar till viss del olika miljöer, och habitatvalet varierar dessutom mellan olika delar av året. För att det ska finnas livskraftiga tjäderbestånd krävs funktionella skogslandskap med en blandning av uppvuxen, gles och luckig skog, täta sumpskogar, myrar och andra små våtmarker (Skogsstyrelsen, 2019; SLU Artdatabanken 2024).</w:t>
+      </w:r>
+    </w:p>
+    <w:p>
+      <w:r>
+        <w:t>Arten försvinner när skogen fragmenteras och den sammanlagda arealen hyggen och andra öppna områden blir för stor. Ett småskaligt och försiktigt virkesuttag genom hyggesfria metoder kan i vissa fall vara möjligt i området inom 200 m från lekcentrum. Längre ut från lekcentrum, inom 200–500 m bör den avverkade ytan inte överskrida 1 hektar för att undvika alltför stora och snabba förändringar (Skogsstyrelsen, 2019).</w:t>
+      </w:r>
+    </w:p>
+    <w:p>
+      <w:pPr>
+        <w:pStyle w:val="Heading2"/>
+      </w:pPr>
+      <w:r>
+        <w:t>Referenser – tjäder</w:t>
+      </w:r>
+    </w:p>
+    <w:p>
+      <w:r>
+        <w:t xml:space="preserve">Skogsstyrelsen, 2019. </w:t>
+      </w:r>
+      <w:r>
+        <w:rPr>
+          <w:i/>
+        </w:rPr>
+        <w:t>Vägledning för hänsyn till fåglar – tjäder.</w:t>
+      </w:r>
+    </w:p>
+    <w:p>
+      <w:r>
+        <w:t xml:space="preserve">SLU Artdatabanken, 2024. </w:t>
+      </w:r>
+      <w:r>
+        <w:rPr>
+          <w:i/>
+        </w:rPr>
+        <w:t xml:space="preserve">Artfaktablad. Naturvård – artfakta. </w:t>
+      </w:r>
+      <w:r>
+        <w:t>SLU Artdatabanken, Uppsala</w:t>
+      </w:r>
+    </w:p>
     <w:sectPr>
       <w:headerReference w:type="even" r:id="rId8"/>
       <w:headerReference w:type="default" r:id="rId9"/>
@@ -314,7 +447,7 @@
     <w:r>
       <w:tab/>
       <w:tab/>
-      <w:t>2026-07-28</w:t>
+      <w:t>2026-07-29</w:t>
       <w:br/>
       <w:br/>
     </w:r>

--- a/tillsyn/A 26933-2024 tillsynsbegäran.docx
+++ b/tillsyn/A 26933-2024 tillsynsbegäran.docx
@@ -447,7 +447,7 @@
     <w:r>
       <w:tab/>
       <w:tab/>
-      <w:t>2026-07-29</w:t>
+      <w:t>2026-07-30</w:t>
       <w:br/>
       <w:br/>
     </w:r>

--- a/tillsyn/A 26933-2024 tillsynsbegäran.docx
+++ b/tillsyn/A 26933-2024 tillsynsbegäran.docx
@@ -447,7 +447,7 @@
     <w:r>
       <w:tab/>
       <w:tab/>
-      <w:t>2026-07-30</w:t>
+      <w:t>2026-07-31</w:t>
       <w:br/>
       <w:br/>
     </w:r>

--- a/tillsyn/A 26933-2024 tillsynsbegäran.docx
+++ b/tillsyn/A 26933-2024 tillsynsbegäran.docx
@@ -447,7 +447,7 @@
     <w:r>
       <w:tab/>
       <w:tab/>
-      <w:t>2026-07-31</w:t>
+      <w:t>2026-08-01</w:t>
       <w:br/>
       <w:br/>
     </w:r>

--- a/tillsyn/A 26933-2024 tillsynsbegäran.docx
+++ b/tillsyn/A 26933-2024 tillsynsbegäran.docx
@@ -447,7 +447,7 @@
     <w:r>
       <w:tab/>
       <w:tab/>
-      <w:t>2026-08-01</w:t>
+      <w:t>2026-08-02</w:t>
       <w:br/>
       <w:br/>
     </w:r>

--- a/tillsyn/A 26933-2024 tillsynsbegäran.docx
+++ b/tillsyn/A 26933-2024 tillsynsbegäran.docx
@@ -447,7 +447,7 @@
     <w:r>
       <w:tab/>
       <w:tab/>
-      <w:t>2026-08-02</w:t>
+      <w:t>2026-08-03</w:t>
       <w:br/>
       <w:br/>
     </w:r>

--- a/tillsyn/A 26933-2024 tillsynsbegäran.docx
+++ b/tillsyn/A 26933-2024 tillsynsbegäran.docx
@@ -447,7 +447,7 @@
     <w:r>
       <w:tab/>
       <w:tab/>
-      <w:t>2026-08-03</w:t>
+      <w:t>2026-08-05</w:t>
       <w:br/>
       <w:br/>
     </w:r>

--- a/tillsyn/A 26933-2024 tillsynsbegäran.docx
+++ b/tillsyn/A 26933-2024 tillsynsbegäran.docx
@@ -447,7 +447,7 @@
     <w:r>
       <w:tab/>
       <w:tab/>
-      <w:t>2026-08-05</w:t>
+      <w:t>2026-08-07</w:t>
       <w:br/>
       <w:br/>
     </w:r>

--- a/tillsyn/A 26933-2024 tillsynsbegäran.docx
+++ b/tillsyn/A 26933-2024 tillsynsbegäran.docx
@@ -447,7 +447,7 @@
     <w:r>
       <w:tab/>
       <w:tab/>
-      <w:t>2026-08-07</w:t>
+      <w:t>2026-08-08</w:t>
       <w:br/>
       <w:br/>
     </w:r>

--- a/tillsyn/A 26933-2024 tillsynsbegäran.docx
+++ b/tillsyn/A 26933-2024 tillsynsbegäran.docx
@@ -7,7 +7,7 @@
         <w:pStyle w:val="Title"/>
       </w:pPr>
       <w:r>
-        <w:t>Tillsynsbegäran – information om höga naturvärden i avverkningsanmälan A 26933-2024 i Umeå kommun</w:t>
+        <w:t>Tillsynsbegäran – information om höga naturvärden och fridlysta arter i avverkningsanmälan A 26933-2024 i Umeå kommun</w:t>
       </w:r>
     </w:p>
     <w:p>
@@ -60,12 +60,12 @@
         <w:spacing w:after="240"/>
       </w:pPr>
       <w:r>
-        <w:t>Figur 1. Fyndplatser för naturvårdsarter inom 14 meter från avverkningsanmälan. Markörer utan svart kant är placerade på fyndplatsen. Markörer med svart kant är placerade vid sidan av fyndplatsen har ett svart streck som visar fyndplatsens exakta position. Kartans mittpunktskoordinat är N 7090109, E 765031 i SWEREF 99 TM.</w:t>
+        <w:t>Figur 1. Fyndplatser för naturvårdsarter i och inom 14 meter från avverkningsanmälan. Markörer utan svart kant är placerade på fyndplatsen. Markörer med svart kant är placerade vid sidan av fyndplatsen och har ett svart streck som visar fyndplatsens exakta position. Kartans mittpunktskoordinat är N 7090109, E 765031 i SWEREF 99 TM.</w:t>
       </w:r>
     </w:p>
     <w:p>
       <w:r>
-        <w:t>Inom 14 meter från avverkningsanmälan finns fynd av 3 naturvårdsarter, varav 1 är rödlistad, 2 är typiska (T) och 2 är signalarter (S): ullticka (NT, T), bronshjon (S, T) och vågbandad barkbock (S). Se Figur 1.</w:t>
+        <w:t>I och inom 14 meter från avverkningsanmälan finns fynd av 4 naturvårdsarter, varav 1 är rödlistad, 1 är fridlyst, 3 är typiska (T) och 2 är signalarter (S): ullticka (NT, T), bronshjon (S, T), vågbandad barkbock (S) och tjäder (T, §4). Se Figur 1.</w:t>
       </w:r>
     </w:p>
     <w:p>
@@ -96,7 +96,7 @@
     </w:p>
     <w:p>
       <w:r>
-        <w:t>Nedan följer beskrivningar av de naturvårdsarter och fridlysta arter som har sina livsmiljöer och växtplatser i den avverkningsanmälda skogen. De påträffade naturvårdsarterna är ett tydligt kvitto på att det rör sig om en skog med höga naturvärden.</w:t>
+        <w:t>Nedan följer beskrivningar av de naturvårdsarter och fridlysta arter som har sina livsmiljöer och växtplatser i den avverkningsanmälda skogen. Se även ytterligare artfakta i BILAGA 1. De påträffade naturvårdsarterna är ett tydligt kvitto på att det rör sig om en skog med höga naturvärden.</w:t>
       </w:r>
     </w:p>
     <w:p>
@@ -186,6 +186,139 @@
         <w:t>är en långhorning vars larvutveckling sker under bark på nyligen döda stående barrträd, främst gran, mer undantagsvis på tall. Främst i stående träd, särskilt gamla, långsamvuxna granar med grov bark, även i grövre grenar, stubbar eller vindfällen. Arten är starkt knuten till naturskogsliknande granskogar, och gynnas av extrema torrsomrar som försvagar träden. Arten påverkas negativt av brist på kontinuitetsskog och en minskning av populationen pågår eller förväntas ske (SLU Artdatabanken, 2025).</w:t>
       </w:r>
     </w:p>
+    <w:p>
+      <w:r>
+        <w:rPr>
+          <w:b/>
+        </w:rPr>
+        <w:t>Tjäder (§4)</w:t>
+      </w:r>
+      <w:r>
+        <w:t xml:space="preserve"> omfattas av bilaga 1 och 2 EU:s fågeldirektiv och är typisk art för </w:t>
+      </w:r>
+      <w:r>
+        <w:rPr>
+          <w:i/>
+        </w:rPr>
+        <w:t xml:space="preserve">9010 Taiga </w:t>
+      </w:r>
+      <w:r>
+        <w:t xml:space="preserve">och </w:t>
+      </w:r>
+      <w:r>
+        <w:rPr>
+          <w:i/>
+        </w:rPr>
+        <w:t>9740 Skogsbevuxen myr</w:t>
+      </w:r>
+      <w:r>
+        <w:t>. Tjädern är en utpräglad skogsfågel knuten till större sammanhängande barrskogsområden. Tupparna och hönorna utnyttjar till viss del olika miljöer, och habitatvalet varierar dessutom mellan olika delar av året. För att det ska finnas livskraftiga tjäderbestånd krävs funktionella skogslandskap med en blandning av uppvuxen, gles och luckig skog, täta sumpskogar, myrar och andra små våtmarker. Arten försvinner när skogen fragmenteras och den sammanlagda arealen hyggen och andra öppna områden blir för stor. Ett småskaligt och försiktigt virkesuttag genom hyggesfria metoder kan i vissa fall vara möjligt i området inom 200 m från lekcentrum. Längre ut från lekcentrum, inom 200–500 m bör den avverkade ytan inte överskrida 1 hektar för att undvika alltför stora och snabba förändringar (Skogsstyrelsen, 2019; SLU Artdatabanken, 2024).</w:t>
+      </w:r>
+    </w:p>
+    <w:p>
+      <w:pPr>
+        <w:pStyle w:val="Heading1"/>
+      </w:pPr>
+      <w:r>
+        <w:t>EU:s fågeldirektiv</w:t>
+      </w:r>
+    </w:p>
+    <w:p>
+      <w:r>
+        <w:t xml:space="preserve">Europeiska unionens medlemsländer är skyldiga att agera i enlighet med EU:s fågeldirektiv där det uttryckligen står att direktivet gäller för fåglar samt för deras ägg, bon och </w:t>
+      </w:r>
+      <w:r>
+        <w:rPr>
+          <w:b/>
+        </w:rPr>
+        <w:t xml:space="preserve">livsmiljöer </w:t>
+      </w:r>
+      <w:r>
+        <w:t>(artikel 1). Vidare att de åtgärder som vidtas inte får leda till en försämring av den nuvarande situationen beträffande bevarandet av de fågelarter som avses i artikel 1 (artikel 13). Fågeldirektivet är styrande för tillsynsansvariga myndigheters ärendehantering, ställningstaganden och beslutsfattande.</w:t>
+      </w:r>
+    </w:p>
+    <w:p>
+      <w:r>
+        <w:br w:type="page"/>
+      </w:r>
+    </w:p>
+    <w:p>
+      <w:pPr>
+        <w:pStyle w:val="Title"/>
+      </w:pPr>
+      <w:r>
+        <w:t>BILAGA 1 – Fridlysta arter</w:t>
+      </w:r>
+    </w:p>
+    <w:p>
+      <w:pPr>
+        <w:pStyle w:val="Heading1"/>
+      </w:pPr>
+      <w:r>
+        <w:t>Tjäder – ekologi samt krav på livsmiljön</w:t>
+      </w:r>
+    </w:p>
+    <w:p>
+      <w:r>
+        <w:t xml:space="preserve">Tjäder (§4) omfattas av bilaga 1 och 2 EU:s fågeldirektiv och är typisk art för </w:t>
+      </w:r>
+      <w:r>
+        <w:rPr>
+          <w:i/>
+        </w:rPr>
+        <w:t xml:space="preserve">9010 Taiga </w:t>
+      </w:r>
+      <w:r>
+        <w:t xml:space="preserve">och </w:t>
+      </w:r>
+      <w:r>
+        <w:rPr>
+          <w:i/>
+        </w:rPr>
+        <w:t>9740 Skogsbevuxen myr</w:t>
+      </w:r>
+      <w:r>
+        <w:t>. Tjädern är en utpräglad skogsfågel knuten till större sammanhängande barrskogsområden. Tupparna och hönorna utnyttjar till viss del olika miljöer, och habitatvalet varierar dessutom mellan olika delar av året. För att det ska finnas livskraftiga tjäderbestånd krävs funktionella skogslandskap med en blandning av uppvuxen, gles och luckig skog, täta sumpskogar, myrar och andra små våtmarker (Skogsstyrelsen, 2019; SLU Artdatabanken 2024).</w:t>
+      </w:r>
+    </w:p>
+    <w:p>
+      <w:r>
+        <w:t>Arten försvinner när skogen fragmenteras och den sammanlagda arealen hyggen och andra öppna områden blir för stor. Ett småskaligt och försiktigt virkesuttag genom hyggesfria metoder kan i vissa fall vara möjligt i området inom 200 m från lekcentrum. Längre ut från lekcentrum, inom 200–500 m bör den avverkade ytan inte överskrida 1 hektar för att undvika alltför stora och snabba förändringar (Skogsstyrelsen, 2019).</w:t>
+      </w:r>
+    </w:p>
+    <w:p>
+      <w:pPr>
+        <w:pStyle w:val="Heading2"/>
+      </w:pPr>
+      <w:r>
+        <w:t>Referenser – tjäder</w:t>
+      </w:r>
+    </w:p>
+    <w:p>
+      <w:r>
+        <w:t xml:space="preserve">Skogsstyrelsen, 2019. </w:t>
+      </w:r>
+      <w:r>
+        <w:rPr>
+          <w:i/>
+        </w:rPr>
+        <w:t>Vägledning för hänsyn till fåglar – tjäder.</w:t>
+      </w:r>
+    </w:p>
+    <w:p>
+      <w:r>
+        <w:t xml:space="preserve">SLU Artdatabanken, 2024. </w:t>
+      </w:r>
+      <w:r>
+        <w:rPr>
+          <w:i/>
+        </w:rPr>
+        <w:t xml:space="preserve">Artfaktablad. Naturvård – artfakta. </w:t>
+      </w:r>
+      <w:r>
+        <w:t>SLU Artdatabanken, Uppsala</w:t>
+      </w:r>
+    </w:p>
     <w:sectPr>
       <w:headerReference w:type="even" r:id="rId8"/>
       <w:headerReference w:type="default" r:id="rId9"/>
@@ -314,7 +447,7 @@
     <w:r>
       <w:tab/>
       <w:tab/>
-      <w:t>2026-08-14</w:t>
+      <w:t>2026-08-15</w:t>
       <w:br/>
       <w:br/>
     </w:r>

--- a/tillsyn/A 26933-2024 tillsynsbegäran.docx
+++ b/tillsyn/A 26933-2024 tillsynsbegäran.docx
@@ -447,7 +447,7 @@
     <w:r>
       <w:tab/>
       <w:tab/>
-      <w:t>2026-08-15</w:t>
+      <w:t>2026-08-16</w:t>
       <w:br/>
       <w:br/>
     </w:r>

--- a/tillsyn/A 26933-2024 tillsynsbegäran.docx
+++ b/tillsyn/A 26933-2024 tillsynsbegäran.docx
@@ -447,7 +447,7 @@
     <w:r>
       <w:tab/>
       <w:tab/>
-      <w:t>2026-08-16</w:t>
+      <w:t>2026-08-17</w:t>
       <w:br/>
       <w:br/>
     </w:r>

--- a/tillsyn/A 26933-2024 tillsynsbegäran.docx
+++ b/tillsyn/A 26933-2024 tillsynsbegäran.docx
@@ -447,7 +447,7 @@
     <w:r>
       <w:tab/>
       <w:tab/>
-      <w:t>2026-08-17</w:t>
+      <w:t>2026-08-18</w:t>
       <w:br/>
       <w:br/>
     </w:r>

--- a/tillsyn/A 26933-2024 tillsynsbegäran.docx
+++ b/tillsyn/A 26933-2024 tillsynsbegäran.docx
@@ -447,7 +447,7 @@
     <w:r>
       <w:tab/>
       <w:tab/>
-      <w:t>2026-08-18</w:t>
+      <w:t>2026-08-19</w:t>
       <w:br/>
       <w:br/>
     </w:r>

--- a/tillsyn/A 26933-2024 tillsynsbegäran.docx
+++ b/tillsyn/A 26933-2024 tillsynsbegäran.docx
@@ -447,7 +447,7 @@
     <w:r>
       <w:tab/>
       <w:tab/>
-      <w:t>2026-08-19</w:t>
+      <w:t>2026-08-20</w:t>
       <w:br/>
       <w:br/>
     </w:r>

--- a/tillsyn/A 26933-2024 tillsynsbegäran.docx
+++ b/tillsyn/A 26933-2024 tillsynsbegäran.docx
@@ -447,7 +447,7 @@
     <w:r>
       <w:tab/>
       <w:tab/>
-      <w:t>2026-08-20</w:t>
+      <w:t>2026-08-21</w:t>
       <w:br/>
       <w:br/>
     </w:r>

--- a/tillsyn/A 26933-2024 tillsynsbegäran.docx
+++ b/tillsyn/A 26933-2024 tillsynsbegäran.docx
@@ -447,7 +447,7 @@
     <w:r>
       <w:tab/>
       <w:tab/>
-      <w:t>2026-08-21</w:t>
+      <w:t>2026-08-22</w:t>
       <w:br/>
       <w:br/>
     </w:r>

--- a/tillsyn/A 26933-2024 tillsynsbegäran.docx
+++ b/tillsyn/A 26933-2024 tillsynsbegäran.docx
@@ -447,7 +447,7 @@
     <w:r>
       <w:tab/>
       <w:tab/>
-      <w:t>2026-08-22</w:t>
+      <w:t>2026-08-23</w:t>
       <w:br/>
       <w:br/>
     </w:r>

--- a/tillsyn/A 26933-2024 tillsynsbegäran.docx
+++ b/tillsyn/A 26933-2024 tillsynsbegäran.docx
@@ -447,7 +447,7 @@
     <w:r>
       <w:tab/>
       <w:tab/>
-      <w:t>2026-08-23</w:t>
+      <w:t>2026-08-24</w:t>
       <w:br/>
       <w:br/>
     </w:r>

--- a/tillsyn/A 26933-2024 tillsynsbegäran.docx
+++ b/tillsyn/A 26933-2024 tillsynsbegäran.docx
@@ -447,7 +447,7 @@
     <w:r>
       <w:tab/>
       <w:tab/>
-      <w:t>2026-08-24</w:t>
+      <w:t>2026-08-25</w:t>
       <w:br/>
       <w:br/>
     </w:r>

--- a/tillsyn/A 26933-2024 tillsynsbegäran.docx
+++ b/tillsyn/A 26933-2024 tillsynsbegäran.docx
@@ -447,7 +447,7 @@
     <w:r>
       <w:tab/>
       <w:tab/>
-      <w:t>2026-08-25</w:t>
+      <w:t>2026-08-26</w:t>
       <w:br/>
       <w:br/>
     </w:r>

--- a/tillsyn/A 26933-2024 tillsynsbegäran.docx
+++ b/tillsyn/A 26933-2024 tillsynsbegäran.docx
@@ -447,7 +447,7 @@
     <w:r>
       <w:tab/>
       <w:tab/>
-      <w:t>2026-08-26</w:t>
+      <w:t>2026-08-27</w:t>
       <w:br/>
       <w:br/>
     </w:r>

--- a/tillsyn/A 26933-2024 tillsynsbegäran.docx
+++ b/tillsyn/A 26933-2024 tillsynsbegäran.docx
@@ -447,7 +447,7 @@
     <w:r>
       <w:tab/>
       <w:tab/>
-      <w:t>2026-08-27</w:t>
+      <w:t>2026-08-28</w:t>
       <w:br/>
       <w:br/>
     </w:r>

--- a/tillsyn/A 26933-2024 tillsynsbegäran.docx
+++ b/tillsyn/A 26933-2024 tillsynsbegäran.docx
@@ -447,7 +447,7 @@
     <w:r>
       <w:tab/>
       <w:tab/>
-      <w:t>2026-08-28</w:t>
+      <w:t>2026-08-29</w:t>
       <w:br/>
       <w:br/>
     </w:r>

--- a/tillsyn/A 26933-2024 tillsynsbegäran.docx
+++ b/tillsyn/A 26933-2024 tillsynsbegäran.docx
@@ -447,7 +447,7 @@
     <w:r>
       <w:tab/>
       <w:tab/>
-      <w:t>2026-08-29</w:t>
+      <w:t>2026-08-31</w:t>
       <w:br/>
       <w:br/>
     </w:r>

--- a/tillsyn/A 26933-2024 tillsynsbegäran.docx
+++ b/tillsyn/A 26933-2024 tillsynsbegäran.docx
@@ -447,7 +447,7 @@
     <w:r>
       <w:tab/>
       <w:tab/>
-      <w:t>2026-08-31</w:t>
+      <w:t>2026-09-01</w:t>
       <w:br/>
       <w:br/>
     </w:r>

--- a/tillsyn/A 26933-2024 tillsynsbegäran.docx
+++ b/tillsyn/A 26933-2024 tillsynsbegäran.docx
@@ -447,7 +447,7 @@
     <w:r>
       <w:tab/>
       <w:tab/>
-      <w:t>2026-09-01</w:t>
+      <w:t>2026-09-02</w:t>
       <w:br/>
       <w:br/>
     </w:r>

--- a/tillsyn/A 26933-2024 tillsynsbegäran.docx
+++ b/tillsyn/A 26933-2024 tillsynsbegäran.docx
@@ -447,7 +447,7 @@
     <w:r>
       <w:tab/>
       <w:tab/>
-      <w:t>2026-09-02</w:t>
+      <w:t>2026-09-03</w:t>
       <w:br/>
       <w:br/>
     </w:r>

--- a/tillsyn/A 26933-2024 tillsynsbegäran.docx
+++ b/tillsyn/A 26933-2024 tillsynsbegäran.docx
@@ -447,7 +447,7 @@
     <w:r>
       <w:tab/>
       <w:tab/>
-      <w:t>2026-09-03</w:t>
+      <w:t>2026-09-04</w:t>
       <w:br/>
       <w:br/>
     </w:r>

--- a/tillsyn/A 26933-2024 tillsynsbegäran.docx
+++ b/tillsyn/A 26933-2024 tillsynsbegäran.docx
@@ -447,7 +447,7 @@
     <w:r>
       <w:tab/>
       <w:tab/>
-      <w:t>2026-09-04</w:t>
+      <w:t>2026-09-05</w:t>
       <w:br/>
       <w:br/>
     </w:r>

--- a/tillsyn/A 26933-2024 tillsynsbegäran.docx
+++ b/tillsyn/A 26933-2024 tillsynsbegäran.docx
@@ -447,7 +447,7 @@
     <w:r>
       <w:tab/>
       <w:tab/>
-      <w:t>2026-09-05</w:t>
+      <w:t>2026-09-06</w:t>
       <w:br/>
       <w:br/>
     </w:r>

--- a/tillsyn/A 26933-2024 tillsynsbegäran.docx
+++ b/tillsyn/A 26933-2024 tillsynsbegäran.docx
@@ -447,7 +447,7 @@
     <w:r>
       <w:tab/>
       <w:tab/>
-      <w:t>2026-09-06</w:t>
+      <w:t>2026-09-07</w:t>
       <w:br/>
       <w:br/>
     </w:r>

--- a/tillsyn/A 26933-2024 tillsynsbegäran.docx
+++ b/tillsyn/A 26933-2024 tillsynsbegäran.docx
@@ -447,7 +447,7 @@
     <w:r>
       <w:tab/>
       <w:tab/>
-      <w:t>2026-09-07</w:t>
+      <w:t>2026-09-08</w:t>
       <w:br/>
       <w:br/>
     </w:r>

--- a/tillsyn/A 26933-2024 tillsynsbegäran.docx
+++ b/tillsyn/A 26933-2024 tillsynsbegäran.docx
@@ -447,7 +447,7 @@
     <w:r>
       <w:tab/>
       <w:tab/>
-      <w:t>2026-09-08</w:t>
+      <w:t>2026-09-09</w:t>
       <w:br/>
       <w:br/>
     </w:r>

--- a/tillsyn/A 26933-2024 tillsynsbegäran.docx
+++ b/tillsyn/A 26933-2024 tillsynsbegäran.docx
@@ -447,7 +447,7 @@
     <w:r>
       <w:tab/>
       <w:tab/>
-      <w:t>2026-09-09</w:t>
+      <w:t>2026-09-10</w:t>
       <w:br/>
       <w:br/>
     </w:r>

--- a/tillsyn/A 26933-2024 tillsynsbegäran.docx
+++ b/tillsyn/A 26933-2024 tillsynsbegäran.docx
@@ -447,7 +447,7 @@
     <w:r>
       <w:tab/>
       <w:tab/>
-      <w:t>2026-09-10</w:t>
+      <w:t>2026-09-11</w:t>
       <w:br/>
       <w:br/>
     </w:r>

--- a/tillsyn/A 26933-2024 tillsynsbegäran.docx
+++ b/tillsyn/A 26933-2024 tillsynsbegäran.docx
@@ -447,7 +447,7 @@
     <w:r>
       <w:tab/>
       <w:tab/>
-      <w:t>2026-09-11</w:t>
+      <w:t>2026-09-12</w:t>
       <w:br/>
       <w:br/>
     </w:r>
